--- a/SurgEndosc_manuscript_v1.docx
+++ b/SurgEndosc_manuscript_v1.docx
@@ -33,7 +33,7 @@
         <w:t>Short title:</w:t>
       </w:r>
       <w:r>
-        <w:t xml:space="preserve"> Cause and mechanism of early reoperation after the Ladd procedure</w:t>
+        <w:t xml:space="preserve"> Early reoperation after Ladd procedure</w:t>
       </w:r>
     </w:p>
     <w:p>
@@ -82,7 +82,7 @@
         <w:t>Word count:</w:t>
       </w:r>
       <w:r>
-        <w:t xml:space="preserve"> Abstract 250 · Main text 3500</w:t>
+        <w:t xml:space="preserve"> Abstract 250 · Main text 3852</w:t>
       </w:r>
     </w:p>
     <w:p>
@@ -503,7 +503,7 @@
     </w:p>
     <w:p>
       <w:r>
-        <w:t>Cause-specific and overall rates were compared with Fisher exact test, using Wilson 95% confidence intervals for proportions, conditional exact (Cornfield) intervals for odds ratios, and Newcombe intervals for risk differences [17]. Holm’s step-down correction [18] was applied across the six cause-specific comparisons and separately across the age-stratified ones; both family definitions are reported because the choice changes the conclusion (Table 3). Cumulative incidence functions were estimated by the Aalen–Johansen method [19] treating death as a competing event, and cause-specific Cox regression was fitted censoring at the competing event. Firth penalized-likelihood logistic regression [20] provided bias-corrected adjusted odds ratios. Secondary analyses—Mantel–Haenszel pooling, intention-to-treat regrouping of conversions, era comparison, and alternative outcome and cohort definitions—are listed in Supplementary Table S5 and reported in Table 4. E-values were computed for the neonatal association [21].</w:t>
+        <w:t>Cause-specific and overall rates were compared with Fisher exact test, using Wilson 95% confidence intervals for proportions, conditional exact (Cornfield) intervals for odds ratios, and Newcombe intervals for risk differences [17]. Holm’s step-down correction [18] was applied across the six cause-specific comparisons and separately across the age-stratified ones; both family definitions are reported because the choice changes the conclusion (Table 3). Cumulative incidence functions were estimated by the Aalen–Johansen method [19] treating death as a competing event, and cause-specific Cox regression was fitted censoring at the competing event. Because death removes a child from the population able to be reoperated, cumulative incidence is reported as an Aalen–Johansen estimate rather than as the complement of a Kaplan–Meier curve, which would overstate the incidence of reoperation in the arm where the competing event is concentrated. Firth penalized-likelihood logistic regression [20] provided bias-corrected adjusted odds ratios. Secondary analyses—Mantel–Haenszel pooling, intention-to-treat regrouping of conversions, era comparison, and alternative outcome and cohort definitions—are listed in Supplementary Table S5 and reported in Table 4. E-values were computed for the neonatal association [21].</w:t>
       </w:r>
     </w:p>
     <w:p>
@@ -517,7 +517,7 @@
         <w:t>not prespecified</w:t>
       </w:r>
       <w:r>
-        <w:t>; it was prompted by the bimodal ages of the 12 duodenal-obstruction reoperations and by the recognition that age predicts both outcome and approach. We report it alongside the unstratified estimate, not in place of it; no formal age-by-approach interaction test was performed (§4).</w:t>
+        <w:t>; it was prompted by the bimodal ages of the 12 duodenal-obstruction reoperations and by the recognition that age predicts both outcome and approach. We report it alongside the unstratified estimate, not in place of it; no formal age-by-approach interaction test was performed (§4). Because the principal comparison is null, we report the risk difference with its confidence interval and the study's power, so that it is read as a bounded absence of evidence rather than as equivalence.</w:t>
       </w:r>
     </w:p>
     <w:p>
@@ -568,7 +568,7 @@
     </w:p>
     <w:p>
       <w:r>
-        <w:t>Unplanned reoperation occurred in 36/450 children (8.0%, 95% CI 5.8–10.9). Of 53 candidate reoperations adjudicated, 17 were excluded (Figure 1; Supplementary Table S3). Reoperation clustered in the second and third postoperative weeks: median 14.5 days (IQR 10–19), with 67% (24/36) on days 8–21.</w:t>
+        <w:t>Unplanned reoperation occurred in 36/450 children (8.0%, 95% CI 5.8–10.9). Of 53 candidate reoperations adjudicated, 11 were excluded as planned staged procedures, 2 as beyond the window, 1 for missing records, and 3 because the index operation was not a primary Ladd (Figure 1; Supplementary Table S3). Reoperation clustered in the second and third postoperative weeks: median 14.5 days (IQR 10–19), with 67% (24/36) on days 8–21.</w:t>
       </w:r>
     </w:p>
     <w:p>
@@ -585,7 +585,7 @@
     </w:p>
     <w:p>
       <w:r>
-        <w:t>Persistent duodenal obstruction with no intrinsic lesion was the commonest cause (12/36, 33.3%), followed by necrosis, perforation, or anastomotic complication (8/36); obstructive causes together accounted for 19/36 (52.8%) (Table 2).</w:t>
+        <w:t>Persistent duodenal obstruction with no intrinsic lesion was the commonest cause (12/36, 33.3%), followed by necrosis, perforation, or anastomotic complication (8/36), non-duodenal adhesive obstruction (5/36), other complications (5/36), a missed associated anomaly (4/36), and recurrent volvulus (2/36). Obstructive causes together accounted for 19/36 (52.8%) (Table 2).</w:t>
       </w:r>
     </w:p>
     <w:p>
@@ -607,7 +607,7 @@
     </w:p>
     <w:p>
       <w:r>
-        <w:t>Every other analysis of the overall rate was concordant: competing-risk cumulative incidence 9.4% versus 6.2%, and the Cox, Firth, Mantel–Haenszel, planned-as-outcome and eligibility-reversion estimates all between 1.41 and 1.64, every interval including 1 (Table 4; Supplementary Figure S1). The proportional-hazards assumption held and no era effect was detected. The intention-to-treat regrouping was the largest estimate but did not reach significance (OR 2.45, 0.97–7.4, p=0.060).</w:t>
+        <w:t>Every other analysis of the overall rate was concordant: competing-risk cumulative incidence 9.4% versus 6.2%, and the Cox, Firth, Mantel–Haenszel, planned-as-outcome and eligibility-reversion estimates all between 1.41 and 1.64, every interval including 1 (Table 4; Supplementary Figure S1). The proportional-hazards assumption held (p=0.15) and no era effect was detected. The intention-to-treat regrouping was the largest estimate but did not reach significance (OR 2.45, 0.97–7.4, p=0.060); reclassifying exposure by blinded consensus in that subsample gave OR 2.03 (0.84–5.17).</w:t>
       </w:r>
     </w:p>
     <w:p>
@@ -624,7 +624,7 @@
     </w:p>
     <w:p>
       <w:r>
-        <w:t>Although the overall rates were similar, the causes were not (Table 2; Supplementary Figure S2). Persistent duodenal obstruction occurred in 12/255 (4.7%) after laparoscopic completion and in no open-related child (risk difference +4.7 percentage points, 95% CI 1.9 to 8.0; Holm-adjusted p=0.010)—the only cause-specific comparison to survive correction for multiplicity. With one cell empty the odds ratio is not estimable, and the risk difference is the interpretable measure. The pattern reversed for severity-driven complications: necrosis, perforation, or anastomotic complication occurred in 0.8% versus 3.1% (OR 0.25, 95% CI 0.02–1.4), and “other” complications likewise favored laparoscopy.</w:t>
+        <w:t>Although the overall rates were similar, the causes were not (Table 2; Supplementary Figure S2). Persistent duodenal obstruction occurred in 12/255 (4.7%) after laparoscopic completion and in no open-related child (risk difference +4.7 percentage points, 95% CI 1.9 to 8.0; Holm-adjusted p=0.010)—the only cause-specific comparison to survive correction for multiplicity. With one cell empty the odds ratio is not estimable, and the risk difference is the interpretable measure. The pattern reversed for severity-driven complications: necrosis, perforation, or anastomotic complication occurred in 0.8% versus 3.1% (OR 0.25, 95% CI 0.02–1.4), and “other” complications likewise favored laparoscopy. A missed associated anomaly accounted for four further reoperations (1.2% vs. 0.5%).</w:t>
       </w:r>
     </w:p>
     <w:p>
@@ -729,12 +729,12 @@
     </w:p>
     <w:p>
       <w:r>
-        <w:t>In children aged one year or more the mechanism was uniformly adhesive, and the absence of any open-related event makes the comparison less informative rather than more: the p value falls because one cell is empty, not because risk is high. The interpretable quantities are the risk differences—+4.7 percentage points overall and +4.2 among neonates—and they are modest; with only 13 children operated open beyond one year, that stratum’s +8.5-point difference spans −14.8 to +17.2. What the older children establish is a mechanism: all six duodenal reoperations there were adhesive, with no technical deficiency. We found no comparable early adhesive-reoperation rate for older children in the literature [3,4,5,6,9]; on six events the estimate is imprecise, but it points to a property of operating on a long-standing malrotation rather than of the instrument used [9,11].</w:t>
+        <w:t>In children aged one year or more the mechanism was uniformly adhesive, and the absence of any open-related event makes the comparison less informative rather than more. Because no open-related child anywhere in the cohort had this outcome, the odds ratio is not estimable, the p value falls precisely because one cell is empty, and the Firth estimates fall rather than rise on adjustment. None of these should be read as an effect size: they are properties of separation, not measurements of risk. The interpretable quantities are the risk differences—+4.7 percentage points overall and +4.2 among neonates—and they are modest; with only 13 children operated open beyond one year, that stratum’s +8.5-point difference spans −14.8 to +17.2. What the older children establish is a mechanism: all six duodenal reoperations there were adhesive, with no technical deficiency. We found no comparable early adhesive-reoperation rate for older children in the literature [3,4,5,6,9]; on six events the estimate is imprecise, but it points to a property of operating on a long-standing malrotation rather than of the instrument used [9,11].</w:t>
       </w:r>
     </w:p>
     <w:p>
       <w:r>
-        <w:t>Our initial premise required revision. We first treated persistent duodenal obstruction as an index of how completely the first operation had been performed; on blinded re-review only 3 of 12 were technical, and 9 were adhesion around a duodenum already lying where the operation had placed it—so the category reflects the index operation only in neonates. Our 8.0% is not directly comparable with published series, which report composite or late morbidity in the single-digit range [2,3,4,8]. A 2026 meta-analysis reported more reoperations after laparoscopy (OR 1.67) [3], which we did not reproduce overall; a 2024 comparison reached the same null conclusion as ours [5]. Our results suggest the laparoscopic disadvantage lies less in recurrent volvulus (two children here) than in persistent duodenal obstruction.</w:t>
+        <w:t>Our initial premise required revision. We first treated persistent duodenal obstruction as an index of how completely the first operation had been performed; on blinded re-review only 3 of 12 were technical, and 9 were adhesion around a duodenum already lying where the operation had placed it—so the category reflects the index operation only in neonates. Our 8.0% is not directly comparable with published series, which report composite or late morbidity: El-Gohary and colleagues found complications in 8.7% of 161 children [8], and meta-analyses report obstruction or volvulus in the single-digit range with more volvulus after laparoscopy [2,3,4]. A 2026 meta-analysis reported more reoperations after laparoscopy (OR 1.67) [3], which we did not reproduce overall; a 2024 comparison reached the same null conclusion as ours [5], and a 2025 series identified risk factors for volvulus after the laparoscopic procedure [6]. Our results suggest the laparoscopic disadvantage lies less in recurrent volvulus (two children here) than in persistent duodenal obstruction.</w:t>
       </w:r>
     </w:p>
     <w:p>
@@ -745,7 +745,7 @@
         <w:t>Strengths and limitations.</w:t>
       </w:r>
       <w:r>
-        <w:t xml:space="preserve"> Eligibility, exposure, cause, and mechanism were adjudicated in four separate blinded passes, so no reviewer could align a cause with an approach. Against this, the study is single-center and retrospective over 13.5 years; a child reoperated elsewhere would not be captured, so 8.0% is the reoperated fraction rather than the complication rate. The age stratification was not prespecified and its cut-points were data-driven and uncorrected for multiplicity; the blinded mechanism data corroborate it independently of any subgroup test, but it requires confirmation in an independent cohort. We did not test the approach-by-age interaction formally: with no open-related event in any stratum the model is unidentifiable. The neonatal comparison rests on six events against a zero cell and is not robust to a single unobserved competing event. Both readers read the same records, so their complete agreement measures reproducibility rather than accuracy, and the contrast studies gave no independent check, their appearance not separating the mechanisms. The 42-day window is arbitrary, so 8.5% after laparoscopy beyond one year is a lower bound, and the design cannot address recurrent volvulus. Indication and urgency were not recorded separately, so confounding by severity persists within strata. The full limitations are given in Supplementary Table S5.</w:t>
+        <w:t xml:space="preserve"> Eligibility, exposure, cause, and mechanism were adjudicated in four separate blinded passes, so no reviewer could align a cause with an approach. Against this, the study is single-center and retrospective over 13.5 years; a child reoperated elsewhere would not be captured, so 8.0% is the reoperated fraction rather than the complication rate. The age stratification was not prespecified and its cut-points were data-driven and uncorrected for multiplicity; the blinded mechanism data corroborate it independently of any subgroup test, but it requires confirmation in an independent cohort. We did not test the approach-by-age interaction formally: with no open-related event in any stratum the model is unidentifiable. The neonatal comparison rests on six events against a zero cell and is not robust to a single unobserved competing event. Both readers read the same records, so their complete agreement measures reproducibility rather than accuracy, and the contrast studies gave no independent check, their appearance not separating the mechanisms. The 42-day window is arbitrary, so 8.5% after laparoscopy beyond one year is a lower bound, and the design cannot address recurrent volvulus. Indication and urgency were not recorded separately, and index necrosis is only a partial proxy for them, so confounding by severity persists within strata. Exposure was assigned by keyword rule and validated against blinded reviewer consensus in a 132-child subsample (κ=0.82); for the remainder it was not independently reviewed, and the intention-to-treat analysis is the one most sensitive to that misclassification. Cause assignment used a single-choice scheme, so mixed presentations were forced to a dominant category by the prespecified priority rule. Associated-anomaly coding draws on text from every admission including the reoperation, so it records anomalies ever documented rather than anomalies known preoperatively. Reoperations may cluster by operating surgeon; the operative record does not carry a surgeon identifier, so this could not be modelled. Finally, two-thirds of this cohort presented as neonates, so the balance of causes may differ where malrotation more often presents beyond infancy. The full limitations are given in Supplementary Table S5.</w:t>
       </w:r>
     </w:p>
     <w:p>

--- a/SurgEndosc_manuscript_v1.docx
+++ b/SurgEndosc_manuscript_v1.docx
@@ -82,7 +82,7 @@
         <w:t>Word count:</w:t>
       </w:r>
       <w:r>
-        <w:t xml:space="preserve"> Abstract 250 · Main text 3852</w:t>
+        <w:t xml:space="preserve"> Abstract 250 · Main text 4021</w:t>
       </w:r>
     </w:p>
     <w:p>
@@ -522,7 +522,7 @@
     </w:p>
     <w:p>
       <w:r>
-        <w:t>Sex, age, index operation date, and index approach were complete for all 450 children. Text used for keyword ascertainment of associated anomalies was unavailable for 7/450 (1.6%); these were imputed as anomaly-absent, biasing anomaly-related associations toward the null. Analyses used Python 3.13 (NumPy 2.5, SciPy 1.18, pandas 2.3, lifelines 0.30).</w:t>
+        <w:t>Sex was analysed as a reporting variable throughout: cohort composition, the primary outcome, and the principal cause-specific comparison are each reported separately for boys and girls (§3.8). Sex, age, index operation date, and index approach were complete for all 450 children. Text used for keyword ascertainment of associated anomalies was unavailable for 7/450 (1.6%); these were imputed as anomaly-absent, biasing anomaly-related associations toward the null. Analyses used Python 3.13 (NumPy 2.5, SciPy 1.18, pandas 2.3, lifelines 0.30).</w:t>
       </w:r>
     </w:p>
     <w:p>
@@ -684,6 +684,23 @@
     <w:p>
       <w:r>
         <w:t>Eight of the 12 had a contrast study between the operations. The last study before reoperation described impaired duodenal transit in four; in the other four it did not, including two of the three technically deficient cases—in one, three days before an operation that found membranous bands still crossing the duodenum. Contrast appearance did not separate the mechanisms (obstruction reported in 1/3 technical and 3/5 adhesive cases), and the spiral and coil-spring signs appeared in both.</w:t>
+      </w:r>
+    </w:p>
+    <w:p>
+      <w:pPr>
+        <w:pStyle w:val="Heading2"/>
+      </w:pPr>
+      <w:r>
+        <w:rPr>
+          <w:rFonts w:ascii="Times New Roman" w:hAnsi="Times New Roman"/>
+          <w:color w:val="000000"/>
+        </w:rPr>
+        <w:t>3.8 Sex-based analysis</w:t>
+      </w:r>
+    </w:p>
+    <w:p>
+      <w:r>
+        <w:t>The cohort was 76.4% male (344/450), the male predominance characteristic of intestinal malrotation, and sex was balanced between approaches (76.9% vs. 75.9% male, p=0.82; Table 1). Unplanned reoperation occurred in 25/344 boys (7.3%) and 11/106 girls (10.4%; OR 0.68, 95% CI 0.31–1.58, p=0.31), and persistent duodenal obstruction in 9/344 (2.6%) and 3/106 (2.8%) respectively (p=1.00). The association between laparoscopic completion and duodenal obstruction ran in the same direction in both sexes—9/196 versus 0/148 in boys (risk difference +4.6 percentage points, 95% CI 1.3 to 8.5) and 3/59 versus 0/47 in girls (+5.1 points, −3.2 to 13.9)—the estimate in girls resting on three events. No formal sex-by-approach interaction test was possible: the open-related arm contained no event in either sex, so the model is unidentifiable. Two of the three technically deficient index operations were in boys and one in a girl.</w:t>
       </w:r>
     </w:p>
     <w:p>

--- a/SurgEndosc_manuscript_v1.docx
+++ b/SurgEndosc_manuscript_v1.docx
@@ -12,6 +12,17 @@
           <w:color w:val="000000"/>
         </w:rPr>
         <w:t>Title Page</w:t>
+      </w:r>
+    </w:p>
+    <w:p>
+      <w:r>
+        <w:rPr>
+          <w:b/>
+        </w:rPr>
+        <w:t>Article type:</w:t>
+      </w:r>
+      <w:r>
+        <w:t xml:space="preserve"> Observational study (retrospective cohort study)</w:t>
       </w:r>
     </w:p>
     <w:p>
@@ -44,7 +55,7 @@
         <w:t>Authors:</w:t>
       </w:r>
       <w:r>
-        <w:t xml:space="preserve"> Jun Shu, Kai Zheng, Hongqiang Bian, Jun Yang, Xin Wang*</w:t>
+        <w:t xml:space="preserve"> Jun Shu, MD; Kai Zheng, MD; Hongqiang Bian, MD; Jun Yang, MD; Xin Wang, MD*</w:t>
       </w:r>
     </w:p>
     <w:p>
@@ -71,7 +82,7 @@
         <w:t>*Corresponding author:</w:t>
       </w:r>
       <w:r>
-        <w:t xml:space="preserve"> Xin Wang, Department of General Surgery, Wuhan Children’s Hospital (Wuhan Maternal and Child Healthcare Hospital), Tongji Medical College, Huazhong University of Science &amp; Technology, Wuhan 430016, Hubei Province, China. Email: wangxin@zgwhfe.com. Tel: +86 18995563848.</w:t>
+        <w:t xml:space="preserve"> Xin Wang, MD, Department of General Surgery, Wuhan Children’s Hospital (Wuhan Maternal and Child Healthcare Hospital), Tongji Medical College, Huazhong University of Science &amp; Technology, Wuhan 430016, Hubei Province, China. Email: wangxin@zgwhfe.com. Tel: +86 18995563848.</w:t>
       </w:r>
     </w:p>
     <w:p>
@@ -82,7 +93,7 @@
         <w:t>Word count:</w:t>
       </w:r>
       <w:r>
-        <w:t xml:space="preserve"> Abstract 250 · Main text 4021</w:t>
+        <w:t xml:space="preserve"> Abstract 250 · Main text 4031</w:t>
       </w:r>
     </w:p>
     <w:p>
@@ -130,10 +141,10 @@
         <w:rPr>
           <w:b/>
         </w:rPr>
-        <w:t>Keywords:</w:t>
+        <w:t>Funding:</w:t>
       </w:r>
       <w:r>
-        <w:t xml:space="preserve"> intestinal malrotation; Ladd procedure; laparoscopy; reoperation; duodenal obstruction; neonate</w:t>
+        <w:t xml:space="preserve"> This research did not receive any specific grant from funding agencies in the public, commercial, or not-for-profit sectors.</w:t>
       </w:r>
     </w:p>
     <w:p>
@@ -195,6 +206,17 @@
       </w:r>
       <w:r>
         <w:t xml:space="preserve"> Overall rates were similar between approaches; the reason for returning to theater was not. Duodenal mobilization during neonatal laparoscopic Ladd warrants deliberate intraoperative confirmation and prospective study.</w:t>
+      </w:r>
+    </w:p>
+    <w:p>
+      <w:r>
+        <w:rPr>
+          <w:b/>
+        </w:rPr>
+        <w:t>Keywords:</w:t>
+      </w:r>
+      <w:r>
+        <w:t xml:space="preserve"> intestinal malrotation; Ladd procedure; laparoscopy; reoperation; duodenal obstruction; neonate</w:t>
       </w:r>
     </w:p>
     <w:p>
@@ -278,7 +300,7 @@
     </w:p>
     <w:p>
       <w:r>
-        <w:t>Single-center retrospective cohort study at Wuhan Children’s Hospital, a tertiary hospital, reported per STROBE [15], covering December 2012 to June 2026. The institutional ethics committee approved the study (no. 2026R018-E01) and waived informed consent.</w:t>
+        <w:t>Single-center retrospective cohort study at Wuhan Children’s Hospital, a tertiary hospital, reported per STROBE [15], covering December 2012 to June 2026. The study was not registered in a public study registry. The institutional ethics committee approved the study (no. 2026R018-E01) and waived informed consent.</w:t>
       </w:r>
     </w:p>
     <w:p>

--- a/SurgEndosc_manuscript_v1.docx
+++ b/SurgEndosc_manuscript_v1.docx
@@ -93,7 +93,7 @@
         <w:t>Word count:</w:t>
       </w:r>
       <w:r>
-        <w:t xml:space="preserve"> Abstract 250 · Main text 4031</w:t>
+        <w:t xml:space="preserve"> Abstract 250 · Main text 4069</w:t>
       </w:r>
     </w:p>
     <w:p>
@@ -317,7 +317,7 @@
     </w:p>
     <w:p>
       <w:r>
-        <w:t>The institutional intestinal-malrotation database contained 499 children with an operative record. The index operation was the earliest primary Ladd-type operation recorded, identified by searching the Chinese-language procedure name and coded diagnosis for five terms denoting the Ladd procedure, derotation, intestinal rotation, the midgut, and malrotation (Supplementary Table S2). Because the earliest recorded operation is not always the first Ladd procedure, every record whose earliest operation was a diagnostic endoscopy or biopsy, or whose coded diagnosis indicated a previous repair, was adjudicated case by case (§2.4); 19 were reviewed, 18 excluded, and in 3 the index operation was corrected to a later date. No child was excluded for age (oldest 14.2 years). The final cohort was 450 children (Figure 1); no a priori sample-size calculation was performed.</w:t>
+        <w:t>The institutional intestinal-malrotation database contained 499 children with an operative record. The index operation was the earliest primary Ladd-type operation recorded, identified by searching the Chinese-language procedure name and coded diagnosis for five terms denoting the Ladd procedure, derotation, intestinal rotation, the midgut, and malrotation (Supplementary Table S2). Because the earliest recorded operation is not always the first Ladd procedure, every record whose earliest operation was a diagnostic endoscopy or biopsy, or whose coded diagnosis indicated a previous repair, was adjudicated case by case (§2.4); 19 were reviewed and 18 excluded. Separately, in 3 children whose earliest recorded operation was a preliminary procedure on the same admission, the index date was corrected to the nearby operation that was unambiguously the primary Ladd; only one of these three coincided with the 19-child review, and that child was excluded rather than retained. No child was excluded for age (oldest 14.2 years). The final cohort was 450 children (Figure 1); no a priori sample-size calculation was performed.</w:t>
       </w:r>
     </w:p>
     <w:p>

--- a/SurgEndosc_manuscript_v1.docx
+++ b/SurgEndosc_manuscript_v1.docx
@@ -544,7 +544,7 @@
     </w:p>
     <w:p>
       <w:r>
-        <w:t>Sex was analysed as a reporting variable throughout: cohort composition, the primary outcome, and the principal cause-specific comparison are each reported separately for boys and girls (§3.8). Sex, age, index operation date, and index approach were complete for all 450 children. Text used for keyword ascertainment of associated anomalies was unavailable for 7/450 (1.6%); these were imputed as anomaly-absent, biasing anomaly-related associations toward the null. Analyses used Python 3.13 (NumPy 2.5, SciPy 1.18, pandas 2.3, lifelines 0.30).</w:t>
+        <w:t>Sex was analysed as a reporting variable throughout: cohort composition, the primary outcome, and the principal cause-specific comparison are each reported separately for boys and girls (§3.8). Sex, age, index operation date, and index approach were complete for all 450 children. Text used for keyword ascertainment of associated anomalies was unavailable for 6/450 (1.3%); these were imputed as anomaly-absent, biasing anomaly-related associations toward the null. Analyses used Python 3.13 (NumPy 2.5, SciPy 1.18, pandas 2.3, lifelines 0.30).</w:t>
       </w:r>
     </w:p>
     <w:p>
@@ -3355,7 +3355,7 @@
         <w:t>age</w:t>
       </w:r>
       <w:r>
-        <w:t xml:space="preserve"> (neonates concentrated in the open-related arm, children ≥1 year in the laparoscopic arm). These push any crude comparison in opposite directions, which is why the cause-specific analysis is presented stratified by age (Table 3). Necrosis is shown as a marker of index-operation severity, not a baseline demographic. Isolated patent foramen ovale, patent ductus arteriosus, and secundum atrial septal defect were treated as physiological in neonates. Diagnostic text was unavailable for 7/450 (1.6%), imputed as anomaly-absent, which biases anomaly-related associations toward the null. Anomaly coding draws on discharge and pathology text from every admission, including any reoperation, so these rows describe anomalies ever recorded rather than anomalies known before the index operation.</w:t>
+        <w:t xml:space="preserve"> (neonates concentrated in the open-related arm, children ≥1 year in the laparoscopic arm). These push any crude comparison in opposite directions, which is why the cause-specific analysis is presented stratified by age (Table 3). Necrosis is shown as a marker of index-operation severity, not a baseline demographic. Isolated patent foramen ovale, patent ductus arteriosus, and secundum atrial septal defect were treated as physiological in neonates. Diagnostic text was unavailable for 6/450 (1.3%), imputed as anomaly-absent, which biases anomaly-related associations toward the null. Anomaly coding draws on discharge and pathology text from every admission, including any reoperation, so these rows describe anomalies ever recorded rather than anomalies known before the index operation.</w:t>
       </w:r>
     </w:p>
     <w:p>
